--- a/Лабораторная работа 4 Пинчуков.docx
+++ b/Лабораторная работа 4 Пинчуков.docx
@@ -13,45 +13,726 @@
           <w:lang w:val="ru-RU"/>
         </w:rPr>
       </w:pPr>
-      <w:r>
-        <w:rPr>
-          <w:rFonts w:ascii="Times New Roman" w:hAnsi="Times New Roman"/>
-          <w:b/>
-          <w:bCs/>
-          <w:lang w:val="ru-RU"/>
-        </w:rPr>
-        <w:t>Лабораторная работа №</w:t>
-      </w:r>
-      <w:r>
-        <w:rPr>
-          <w:rFonts w:ascii="Times New Roman" w:hAnsi="Times New Roman"/>
-          <w:b/>
-          <w:bCs/>
-          <w:lang w:val="ru-RU"/>
-        </w:rPr>
-        <w:t>4. Работа с сетью и утилитами в</w:t>
-      </w:r>
-      <w:r>
-        <w:rPr>
-          <w:rFonts w:ascii="Times New Roman" w:hAnsi="Times New Roman"/>
-          <w:b/>
-          <w:bCs/>
-          <w:lang w:val="ru-RU"/>
-        </w:rPr>
-        <w:t xml:space="preserve"> ОС</w:t>
-      </w:r>
+    </w:p>
+    <w:p>
+      <w:pPr>
+        <w:jc w:val="center"/>
+        <w:rPr>
+          <w:rFonts w:cs="Times New Roman"/>
+          <w:szCs w:val="28"/>
+          <w:lang w:val="ru-RU"/>
+        </w:rPr>
+      </w:pPr>
+      <w:r>
+        <w:rPr>
+          <w:rFonts w:cs="Times New Roman"/>
+          <w:szCs w:val="28"/>
+          <w:lang w:val="ru-RU"/>
+        </w:rPr>
+        <w:t>Министерство образования Республики Беларусь</w:t>
+      </w:r>
+    </w:p>
+    <w:p>
+      <w:pPr>
+        <w:jc w:val="center"/>
+        <w:rPr>
+          <w:rFonts w:cs="Times New Roman"/>
+          <w:szCs w:val="28"/>
+          <w:lang w:val="ru-RU"/>
+        </w:rPr>
+      </w:pPr>
+    </w:p>
+    <w:p>
+      <w:pPr>
+        <w:jc w:val="center"/>
+        <w:rPr>
+          <w:rFonts w:cs="Times New Roman"/>
+          <w:szCs w:val="28"/>
+          <w:lang w:val="ru-RU"/>
+        </w:rPr>
+      </w:pPr>
+      <w:r>
+        <w:rPr>
+          <w:rFonts w:cs="Times New Roman"/>
+          <w:szCs w:val="28"/>
+          <w:lang w:val="ru-RU"/>
+        </w:rPr>
+        <w:t>Учреждение образования</w:t>
+      </w:r>
+    </w:p>
+    <w:p>
+      <w:pPr>
+        <w:jc w:val="center"/>
+        <w:rPr>
+          <w:rFonts w:cs="Times New Roman"/>
+          <w:szCs w:val="28"/>
+          <w:lang w:val="ru-RU"/>
+        </w:rPr>
+      </w:pPr>
+      <w:r>
+        <w:rPr>
+          <w:rFonts w:cs="Times New Roman"/>
+          <w:szCs w:val="28"/>
+          <w:lang w:val="ru-RU"/>
+        </w:rPr>
+        <w:t xml:space="preserve">«Гомельский государственный университет </w:t>
+      </w:r>
+      <w:r>
+        <w:rPr>
+          <w:rFonts w:cs="Times New Roman"/>
+          <w:szCs w:val="28"/>
+          <w:lang w:val="ru-RU"/>
+        </w:rPr>
+        <w:br/>
+        <w:t>имени Франциска Скорины»</w:t>
+      </w:r>
+    </w:p>
+    <w:p>
+      <w:pPr>
+        <w:jc w:val="center"/>
+        <w:rPr>
+          <w:rFonts w:cs="Times New Roman"/>
+          <w:szCs w:val="28"/>
+          <w:lang w:val="ru-RU"/>
+        </w:rPr>
+      </w:pPr>
+    </w:p>
+    <w:p>
+      <w:pPr>
+        <w:jc w:val="center"/>
+        <w:rPr>
+          <w:rFonts w:cs="Times New Roman"/>
+          <w:szCs w:val="28"/>
+          <w:lang w:val="ru-RU"/>
+        </w:rPr>
+      </w:pPr>
+      <w:r>
+        <w:rPr>
+          <w:rFonts w:cs="Times New Roman"/>
+          <w:szCs w:val="28"/>
+          <w:lang w:val="ru-RU"/>
+        </w:rPr>
+        <w:t>Факультет физики и</w:t>
+      </w:r>
+    </w:p>
+    <w:p>
+      <w:pPr>
+        <w:jc w:val="center"/>
+        <w:rPr>
+          <w:rFonts w:cs="Times New Roman"/>
+          <w:szCs w:val="28"/>
+          <w:lang w:val="ru-RU"/>
+        </w:rPr>
+      </w:pPr>
+      <w:r>
+        <w:rPr>
+          <w:rFonts w:cs="Times New Roman"/>
+          <w:szCs w:val="28"/>
+          <w:lang w:val="ru-RU"/>
+        </w:rPr>
+        <w:t>информационных технологий</w:t>
+      </w:r>
+    </w:p>
+    <w:p>
+      <w:pPr>
+        <w:jc w:val="center"/>
+        <w:rPr>
+          <w:rFonts w:cs="Times New Roman"/>
+          <w:szCs w:val="28"/>
+          <w:lang w:val="ru-RU"/>
+        </w:rPr>
+      </w:pPr>
+    </w:p>
+    <w:p>
+      <w:pPr>
+        <w:jc w:val="center"/>
+        <w:rPr>
+          <w:rFonts w:cs="Times New Roman"/>
+          <w:szCs w:val="28"/>
+          <w:lang w:val="ru-RU"/>
+        </w:rPr>
+      </w:pPr>
+      <w:r>
+        <w:rPr>
+          <w:rFonts w:cs="Times New Roman"/>
+          <w:szCs w:val="28"/>
+          <w:lang w:val="ru-RU"/>
+        </w:rPr>
+        <w:t>Кафедра общей физики</w:t>
+      </w:r>
+    </w:p>
+    <w:p>
+      <w:pPr>
+        <w:jc w:val="center"/>
+        <w:rPr>
+          <w:rFonts w:cs="Times New Roman"/>
+          <w:szCs w:val="28"/>
+          <w:lang w:val="ru-RU"/>
+        </w:rPr>
+      </w:pPr>
+    </w:p>
+    <w:p>
+      <w:pPr>
+        <w:jc w:val="center"/>
+        <w:rPr>
+          <w:rFonts w:cs="Times New Roman"/>
+          <w:szCs w:val="28"/>
+          <w:lang w:val="ru-RU"/>
+        </w:rPr>
+      </w:pPr>
+    </w:p>
+    <w:p>
+      <w:pPr>
+        <w:jc w:val="center"/>
+        <w:rPr>
+          <w:rFonts w:cs="Times New Roman"/>
+          <w:szCs w:val="28"/>
+          <w:lang w:val="ru-RU"/>
+        </w:rPr>
+      </w:pPr>
+    </w:p>
+    <w:p>
+      <w:pPr>
+        <w:jc w:val="center"/>
+        <w:rPr>
+          <w:rFonts w:cs="Times New Roman"/>
+          <w:szCs w:val="28"/>
+          <w:lang w:val="ru-RU"/>
+        </w:rPr>
+      </w:pPr>
     </w:p>
     <w:p>
       <w:pPr>
         <w:pStyle w:val="p1"/>
         <w:jc w:val="center"/>
         <w:rPr>
+          <w:lang w:val="ru-RU"/>
+        </w:rPr>
+      </w:pPr>
+      <w:r>
+        <w:rPr>
+          <w:rFonts w:ascii="Times New Roman Bold" w:hAnsi="Times New Roman Bold" w:cs="Times New Roman Bold"/>
+          <w:b/>
+          <w:bCs/>
+          <w:lang w:val="ru-RU"/>
+        </w:rPr>
+        <w:t>Лабораторная работа №</w:t>
+      </w:r>
+      <w:r>
+        <w:rPr>
           <w:rFonts w:ascii="Times New Roman" w:hAnsi="Times New Roman"/>
           <w:b/>
           <w:bCs/>
           <w:lang w:val="ru-RU"/>
         </w:rPr>
-      </w:pPr>
+        <w:t>4. Работа с сетью и утилитами в ОС</w:t>
+      </w:r>
+    </w:p>
+    <w:p>
+      <w:pPr>
+        <w:rPr>
+          <w:rFonts w:cs="Times New Roman"/>
+          <w:szCs w:val="28"/>
+          <w:lang w:val="ru-RU"/>
+        </w:rPr>
+      </w:pPr>
+    </w:p>
+    <w:p>
+      <w:pPr>
+        <w:rPr>
+          <w:rFonts w:cs="Times New Roman"/>
+          <w:szCs w:val="28"/>
+          <w:lang w:val="ru-RU"/>
+        </w:rPr>
+      </w:pPr>
+    </w:p>
+    <w:p>
+      <w:pPr>
+        <w:rPr>
+          <w:rFonts w:cs="Times New Roman"/>
+          <w:szCs w:val="28"/>
+          <w:lang w:val="ru-RU"/>
+        </w:rPr>
+      </w:pPr>
+    </w:p>
+    <w:p>
+      <w:pPr>
+        <w:rPr>
+          <w:rFonts w:cs="Times New Roman"/>
+          <w:szCs w:val="28"/>
+          <w:lang w:val="ru-RU"/>
+        </w:rPr>
+      </w:pPr>
+    </w:p>
+    <w:p>
+      <w:pPr>
+        <w:rPr>
+          <w:rFonts w:cs="Times New Roman"/>
+          <w:szCs w:val="28"/>
+          <w:lang w:val="ru-RU"/>
+        </w:rPr>
+      </w:pPr>
+    </w:p>
+    <w:tbl>
+      <w:tblPr>
+        <w:tblStyle w:val="ab"/>
+        <w:tblW w:w="10638" w:type="dxa"/>
+        <w:tblBorders>
+          <w:top w:val="none" w:sz="0" w:space="0" w:color="auto"/>
+          <w:left w:val="none" w:sz="0" w:space="0" w:color="auto"/>
+          <w:bottom w:val="none" w:sz="0" w:space="0" w:color="auto"/>
+          <w:right w:val="none" w:sz="0" w:space="0" w:color="auto"/>
+          <w:insideV w:val="none" w:sz="0" w:space="0" w:color="auto"/>
+        </w:tblBorders>
+        <w:tblLook w:val="04A0" w:firstRow="1" w:lastRow="0" w:firstColumn="1" w:lastColumn="0" w:noHBand="0" w:noVBand="1"/>
+      </w:tblPr>
+      <w:tblGrid>
+        <w:gridCol w:w="5318"/>
+        <w:gridCol w:w="5320"/>
+      </w:tblGrid>
+      <w:tr>
+        <w:trPr>
+          <w:trHeight w:val="882"/>
+        </w:trPr>
+        <w:tc>
+          <w:tcPr>
+            <w:tcW w:w="5318" w:type="dxa"/>
+            <w:shd w:val="clear" w:color="auto" w:fill="auto"/>
+          </w:tcPr>
+          <w:p>
+            <w:pPr>
+              <w:rPr>
+                <w:rFonts w:ascii="Times New Roman" w:hAnsi="Times New Roman" w:cs="Times New Roman"/>
+                <w:szCs w:val="28"/>
+              </w:rPr>
+            </w:pPr>
+            <w:proofErr w:type="spellStart"/>
+            <w:r>
+              <w:rPr>
+                <w:rFonts w:ascii="Times New Roman" w:hAnsi="Times New Roman" w:cs="Times New Roman"/>
+                <w:szCs w:val="28"/>
+              </w:rPr>
+              <w:t>Исполнитель</w:t>
+            </w:r>
+            <w:proofErr w:type="spellEnd"/>
+            <w:r>
+              <w:rPr>
+                <w:rFonts w:ascii="Times New Roman" w:hAnsi="Times New Roman" w:cs="Times New Roman"/>
+                <w:szCs w:val="28"/>
+              </w:rPr>
+              <w:t>:</w:t>
+            </w:r>
+          </w:p>
+          <w:p>
+            <w:pPr>
+              <w:rPr>
+                <w:rFonts w:ascii="Times New Roman" w:hAnsi="Times New Roman" w:cs="Times New Roman"/>
+                <w:szCs w:val="28"/>
+              </w:rPr>
+            </w:pPr>
+            <w:proofErr w:type="spellStart"/>
+            <w:r>
+              <w:rPr>
+                <w:rFonts w:ascii="Times New Roman" w:hAnsi="Times New Roman" w:cs="Times New Roman"/>
+                <w:szCs w:val="28"/>
+              </w:rPr>
+              <w:t>студент</w:t>
+            </w:r>
+            <w:proofErr w:type="spellEnd"/>
+            <w:r>
+              <w:rPr>
+                <w:rFonts w:ascii="Times New Roman" w:hAnsi="Times New Roman" w:cs="Times New Roman"/>
+                <w:szCs w:val="28"/>
+              </w:rPr>
+              <w:t xml:space="preserve"> </w:t>
+            </w:r>
+            <w:proofErr w:type="spellStart"/>
+            <w:r>
+              <w:rPr>
+                <w:rFonts w:ascii="Times New Roman" w:hAnsi="Times New Roman" w:cs="Times New Roman"/>
+                <w:szCs w:val="28"/>
+              </w:rPr>
+              <w:t>группы</w:t>
+            </w:r>
+            <w:proofErr w:type="spellEnd"/>
+            <w:r>
+              <w:rPr>
+                <w:rFonts w:ascii="Times New Roman" w:hAnsi="Times New Roman" w:cs="Times New Roman"/>
+                <w:szCs w:val="28"/>
+              </w:rPr>
+              <w:t xml:space="preserve"> КИ-22</w:t>
+            </w:r>
+          </w:p>
+        </w:tc>
+        <w:tc>
+          <w:tcPr>
+            <w:tcW w:w="5320" w:type="dxa"/>
+            <w:shd w:val="clear" w:color="auto" w:fill="auto"/>
+          </w:tcPr>
+          <w:p>
+            <w:pPr>
+              <w:rPr>
+                <w:rFonts w:ascii="Times New Roman" w:hAnsi="Times New Roman" w:cs="Times New Roman"/>
+                <w:szCs w:val="28"/>
+              </w:rPr>
+            </w:pPr>
+          </w:p>
+          <w:p>
+            <w:pPr>
+              <w:jc w:val="right"/>
+              <w:rPr>
+                <w:rFonts w:ascii="Times New Roman" w:hAnsi="Times New Roman" w:cs="Times New Roman"/>
+                <w:szCs w:val="28"/>
+              </w:rPr>
+            </w:pPr>
+            <w:proofErr w:type="spellStart"/>
+            <w:r>
+              <w:rPr>
+                <w:rFonts w:ascii="Times New Roman" w:hAnsi="Times New Roman" w:cs="Times New Roman"/>
+                <w:szCs w:val="28"/>
+              </w:rPr>
+              <w:t>Пинчуков</w:t>
+            </w:r>
+            <w:proofErr w:type="spellEnd"/>
+            <w:r>
+              <w:rPr>
+                <w:rFonts w:ascii="Times New Roman" w:hAnsi="Times New Roman" w:cs="Times New Roman"/>
+                <w:szCs w:val="28"/>
+              </w:rPr>
+              <w:t xml:space="preserve"> П.Д.</w:t>
+            </w:r>
+          </w:p>
+        </w:tc>
+      </w:tr>
+    </w:tbl>
+    <w:p>
+      <w:pPr>
+        <w:rPr>
+          <w:rFonts w:cs="Times New Roman"/>
+          <w:szCs w:val="28"/>
+        </w:rPr>
+      </w:pPr>
+    </w:p>
+    <w:tbl>
+      <w:tblPr>
+        <w:tblStyle w:val="ab"/>
+        <w:tblW w:w="10660" w:type="dxa"/>
+        <w:tblBorders>
+          <w:top w:val="none" w:sz="0" w:space="0" w:color="auto"/>
+          <w:left w:val="none" w:sz="0" w:space="0" w:color="auto"/>
+          <w:bottom w:val="none" w:sz="0" w:space="0" w:color="auto"/>
+          <w:right w:val="none" w:sz="0" w:space="0" w:color="auto"/>
+          <w:insideV w:val="none" w:sz="0" w:space="0" w:color="auto"/>
+        </w:tblBorders>
+        <w:tblLook w:val="04A0" w:firstRow="1" w:lastRow="0" w:firstColumn="1" w:lastColumn="0" w:noHBand="0" w:noVBand="1"/>
+      </w:tblPr>
+      <w:tblGrid>
+        <w:gridCol w:w="5496"/>
+        <w:gridCol w:w="5164"/>
+      </w:tblGrid>
+      <w:tr>
+        <w:trPr>
+          <w:trHeight w:val="986"/>
+        </w:trPr>
+        <w:tc>
+          <w:tcPr>
+            <w:tcW w:w="5496" w:type="dxa"/>
+          </w:tcPr>
+          <w:p>
+            <w:pPr>
+              <w:rPr>
+                <w:rFonts w:ascii="Times New Roman" w:hAnsi="Times New Roman" w:cs="Times New Roman"/>
+                <w:szCs w:val="28"/>
+                <w:lang w:val="ru-RU"/>
+              </w:rPr>
+            </w:pPr>
+            <w:r>
+              <w:rPr>
+                <w:rFonts w:ascii="Times New Roman" w:hAnsi="Times New Roman" w:cs="Times New Roman"/>
+                <w:szCs w:val="28"/>
+                <w:lang w:val="ru-RU"/>
+              </w:rPr>
+              <w:t>Научный руководитель:</w:t>
+            </w:r>
+          </w:p>
+          <w:p>
+            <w:pPr>
+              <w:rPr>
+                <w:rFonts w:ascii="Times New Roman" w:hAnsi="Times New Roman" w:cs="Times New Roman"/>
+                <w:szCs w:val="28"/>
+                <w:lang w:val="ru-RU"/>
+              </w:rPr>
+            </w:pPr>
+            <w:r>
+              <w:rPr>
+                <w:rFonts w:ascii="Times New Roman" w:hAnsi="Times New Roman" w:cs="Times New Roman"/>
+                <w:szCs w:val="28"/>
+                <w:lang w:val="ru-RU"/>
+              </w:rPr>
+              <w:t>Старший преподаватель кафедры общей физики</w:t>
+            </w:r>
+            <w:r>
+              <w:rPr>
+                <w:rFonts w:ascii="Times New Roman" w:hAnsi="Times New Roman" w:cs="Times New Roman"/>
+                <w:szCs w:val="28"/>
+                <w:lang w:val="ru-RU"/>
+              </w:rPr>
+              <w:tab/>
+            </w:r>
+          </w:p>
+        </w:tc>
+        <w:tc>
+          <w:tcPr>
+            <w:tcW w:w="5164" w:type="dxa"/>
+          </w:tcPr>
+          <w:p>
+            <w:pPr>
+              <w:rPr>
+                <w:rFonts w:ascii="Times New Roman" w:hAnsi="Times New Roman" w:cs="Times New Roman"/>
+                <w:szCs w:val="28"/>
+                <w:lang w:val="ru-RU"/>
+              </w:rPr>
+            </w:pPr>
+          </w:p>
+          <w:p>
+            <w:pPr>
+              <w:jc w:val="right"/>
+              <w:rPr>
+                <w:rFonts w:ascii="Times New Roman" w:hAnsi="Times New Roman" w:cs="Times New Roman"/>
+                <w:szCs w:val="28"/>
+              </w:rPr>
+            </w:pPr>
+            <w:proofErr w:type="spellStart"/>
+            <w:r>
+              <w:rPr>
+                <w:rFonts w:ascii="Times New Roman" w:hAnsi="Times New Roman" w:cs="Times New Roman"/>
+                <w:szCs w:val="28"/>
+              </w:rPr>
+              <w:t>Сомов</w:t>
+            </w:r>
+            <w:proofErr w:type="spellEnd"/>
+            <w:r>
+              <w:rPr>
+                <w:rFonts w:ascii="Times New Roman" w:hAnsi="Times New Roman" w:cs="Times New Roman"/>
+                <w:szCs w:val="28"/>
+              </w:rPr>
+              <w:t xml:space="preserve"> П.В.</w:t>
+            </w:r>
+          </w:p>
+        </w:tc>
+      </w:tr>
+    </w:tbl>
+    <w:p>
+      <w:pPr>
+        <w:pStyle w:val="p1"/>
+        <w:jc w:val="center"/>
+        <w:rPr>
+          <w:rFonts w:ascii="Times New Roman" w:hAnsi="Times New Roman"/>
+          <w:b/>
+          <w:bCs/>
+          <w:lang w:val="ru-RU"/>
+        </w:rPr>
+      </w:pPr>
+    </w:p>
+    <w:p>
+      <w:pPr>
+        <w:pStyle w:val="p1"/>
+        <w:jc w:val="center"/>
+        <w:rPr>
+          <w:rFonts w:ascii="Times New Roman" w:hAnsi="Times New Roman"/>
+          <w:b/>
+          <w:bCs/>
+          <w:lang w:val="ru-RU"/>
+        </w:rPr>
+      </w:pPr>
+    </w:p>
+    <w:p>
+      <w:pPr>
+        <w:pStyle w:val="p1"/>
+        <w:jc w:val="center"/>
+        <w:rPr>
+          <w:rFonts w:ascii="Times New Roman" w:hAnsi="Times New Roman"/>
+          <w:b/>
+          <w:bCs/>
+          <w:lang w:val="ru-RU"/>
+        </w:rPr>
+      </w:pPr>
+    </w:p>
+    <w:p>
+      <w:pPr>
+        <w:pStyle w:val="p1"/>
+        <w:jc w:val="center"/>
+        <w:rPr>
+          <w:rFonts w:ascii="Times New Roman" w:hAnsi="Times New Roman"/>
+          <w:b/>
+          <w:bCs/>
+          <w:lang w:val="ru-RU"/>
+        </w:rPr>
+      </w:pPr>
+    </w:p>
+    <w:p>
+      <w:pPr>
+        <w:pStyle w:val="p1"/>
+        <w:jc w:val="center"/>
+        <w:rPr>
+          <w:rFonts w:ascii="Times New Roman" w:hAnsi="Times New Roman"/>
+          <w:b/>
+          <w:bCs/>
+          <w:lang w:val="ru-RU"/>
+        </w:rPr>
+      </w:pPr>
+    </w:p>
+    <w:p>
+      <w:pPr>
+        <w:pStyle w:val="p1"/>
+        <w:jc w:val="center"/>
+        <w:rPr>
+          <w:rFonts w:ascii="Times New Roman" w:hAnsi="Times New Roman"/>
+          <w:b/>
+          <w:bCs/>
+          <w:lang w:val="ru-RU"/>
+        </w:rPr>
+      </w:pPr>
+    </w:p>
+    <w:p>
+      <w:pPr>
+        <w:pStyle w:val="p1"/>
+        <w:jc w:val="center"/>
+        <w:rPr>
+          <w:rFonts w:ascii="Times New Roman" w:hAnsi="Times New Roman"/>
+          <w:b/>
+          <w:bCs/>
+          <w:lang w:val="ru-RU"/>
+        </w:rPr>
+      </w:pPr>
+    </w:p>
+    <w:p>
+      <w:pPr>
+        <w:pStyle w:val="p1"/>
+        <w:jc w:val="center"/>
+        <w:rPr>
+          <w:rFonts w:ascii="Times New Roman" w:hAnsi="Times New Roman"/>
+          <w:b/>
+          <w:bCs/>
+          <w:lang w:val="ru-RU"/>
+        </w:rPr>
+      </w:pPr>
+    </w:p>
+    <w:p>
+      <w:pPr>
+        <w:pStyle w:val="p1"/>
+        <w:jc w:val="center"/>
+        <w:rPr>
+          <w:rFonts w:ascii="Times New Roman" w:hAnsi="Times New Roman"/>
+          <w:b/>
+          <w:bCs/>
+          <w:lang w:val="ru-RU"/>
+        </w:rPr>
+      </w:pPr>
+    </w:p>
+    <w:p>
+      <w:pPr>
+        <w:pStyle w:val="p1"/>
+        <w:jc w:val="center"/>
+        <w:rPr>
+          <w:rFonts w:ascii="Times New Roman" w:hAnsi="Times New Roman"/>
+          <w:b/>
+          <w:bCs/>
+          <w:lang w:val="ru-RU"/>
+        </w:rPr>
+      </w:pPr>
+    </w:p>
+    <w:p>
+      <w:pPr>
+        <w:pStyle w:val="p1"/>
+        <w:jc w:val="center"/>
+        <w:rPr>
+          <w:rFonts w:ascii="Times New Roman" w:hAnsi="Times New Roman"/>
+          <w:b/>
+          <w:bCs/>
+          <w:lang w:val="ru-RU"/>
+        </w:rPr>
+      </w:pPr>
+    </w:p>
+    <w:p>
+      <w:pPr>
+        <w:pStyle w:val="p1"/>
+        <w:jc w:val="center"/>
+        <w:rPr>
+          <w:rFonts w:ascii="Times New Roman" w:hAnsi="Times New Roman"/>
+          <w:b/>
+          <w:bCs/>
+          <w:lang w:val="ru-RU"/>
+        </w:rPr>
+      </w:pPr>
+    </w:p>
+    <w:p>
+      <w:pPr>
+        <w:pStyle w:val="p1"/>
+        <w:jc w:val="center"/>
+        <w:rPr>
+          <w:rFonts w:ascii="Times New Roman" w:hAnsi="Times New Roman"/>
+          <w:b/>
+          <w:bCs/>
+          <w:lang w:val="ru-RU"/>
+        </w:rPr>
+      </w:pPr>
+    </w:p>
+    <w:p>
+      <w:pPr>
+        <w:pStyle w:val="p1"/>
+        <w:jc w:val="center"/>
+        <w:rPr>
+          <w:rFonts w:ascii="Times New Roman" w:hAnsi="Times New Roman"/>
+          <w:b/>
+          <w:bCs/>
+          <w:lang w:val="ru-RU"/>
+        </w:rPr>
+      </w:pPr>
+    </w:p>
+    <w:p>
+      <w:pPr>
+        <w:pStyle w:val="p1"/>
+        <w:jc w:val="center"/>
+        <w:rPr>
+          <w:rFonts w:ascii="Times New Roman" w:hAnsi="Times New Roman"/>
+          <w:b/>
+          <w:bCs/>
+          <w:lang w:val="ru-RU"/>
+        </w:rPr>
+      </w:pPr>
+    </w:p>
+    <w:p>
+      <w:pPr>
+        <w:pStyle w:val="p1"/>
+        <w:jc w:val="center"/>
+        <w:rPr>
+          <w:rFonts w:ascii="Times New Roman" w:hAnsi="Times New Roman"/>
+          <w:bCs/>
+          <w:lang w:val="ru-RU"/>
+        </w:rPr>
+      </w:pPr>
+      <w:r>
+        <w:rPr>
+          <w:rFonts w:ascii="Times New Roman" w:hAnsi="Times New Roman"/>
+          <w:bCs/>
+          <w:lang w:val="ru-RU"/>
+        </w:rPr>
+        <w:t>Гомель 2026</w:t>
+      </w:r>
+    </w:p>
+    <w:p>
+      <w:pPr>
+        <w:pStyle w:val="p1"/>
+        <w:rPr>
+          <w:rFonts w:ascii="Times New Roman" w:hAnsi="Times New Roman"/>
+          <w:b/>
+          <w:bCs/>
+          <w:lang w:val="ru-RU"/>
+        </w:rPr>
+      </w:pPr>
+      <w:bookmarkStart w:id="0" w:name="_GoBack"/>
+      <w:bookmarkEnd w:id="0"/>
     </w:p>
     <w:p>
       <w:pPr>
@@ -71,6 +752,7 @@
           <w:szCs w:val="28"/>
           <w:lang w:val="ru-RU" w:bidi="ar"/>
         </w:rPr>
+        <w:lastRenderedPageBreak/>
         <w:t>Цель:</w:t>
       </w:r>
       <w:r>
@@ -1182,39 +1864,7 @@
           <w:szCs w:val="28"/>
           <w:lang w:val="ru-RU"/>
         </w:rPr>
-        <w:t>Рис 2</w:t>
-      </w:r>
-      <w:r>
-        <w:rPr>
-          <w:rFonts w:cs="Times New Roman"/>
-          <w:szCs w:val="28"/>
-          <w:lang w:val="ru-RU"/>
-        </w:rPr>
-        <w:t>.</w:t>
-      </w:r>
-      <w:r>
-        <w:rPr>
-          <w:rFonts w:cs="Times New Roman"/>
-          <w:szCs w:val="28"/>
-          <w:lang w:val="ru-RU"/>
-        </w:rPr>
-        <w:t>1</w:t>
-      </w:r>
-      <w:r>
-        <w:rPr>
-          <w:rFonts w:cs="Times New Roman"/>
-          <w:szCs w:val="28"/>
-          <w:lang w:val="ru-RU"/>
-        </w:rPr>
-        <w:t xml:space="preserve"> </w:t>
-      </w:r>
-      <w:r>
-        <w:rPr>
-          <w:rFonts w:cs="Times New Roman"/>
-          <w:szCs w:val="28"/>
-          <w:lang w:val="ru-RU"/>
-        </w:rPr>
-        <w:t xml:space="preserve">Анализ на наличие ответов с </w:t>
+        <w:t xml:space="preserve">Рис 2.1 Анализ на наличие ответов с </w:t>
       </w:r>
       <w:r>
         <w:rPr>
@@ -1304,31 +1954,7 @@
           <w:szCs w:val="28"/>
           <w:lang w:val="ru-RU"/>
         </w:rPr>
-        <w:t>Рис 2</w:t>
-      </w:r>
-      <w:r>
-        <w:rPr>
-          <w:rFonts w:cs="Times New Roman"/>
-          <w:szCs w:val="28"/>
-          <w:lang w:val="ru-RU"/>
-        </w:rPr>
-        <w:t>.</w:t>
-      </w:r>
-      <w:r>
-        <w:rPr>
-          <w:rFonts w:cs="Times New Roman"/>
-          <w:szCs w:val="28"/>
-          <w:lang w:val="ru-RU"/>
-        </w:rPr>
-        <w:t>2</w:t>
-      </w:r>
-      <w:r>
-        <w:rPr>
-          <w:rFonts w:cs="Times New Roman"/>
-          <w:szCs w:val="28"/>
-          <w:lang w:val="ru-RU"/>
-        </w:rPr>
-        <w:t xml:space="preserve"> Анализ на наличие ответов с </w:t>
+        <w:t xml:space="preserve">Рис 2.2 Анализ на наличие ответов с </w:t>
       </w:r>
       <w:proofErr w:type="spellStart"/>
       <w:r>
@@ -1581,23 +2207,7 @@
           <w:szCs w:val="28"/>
           <w:lang w:val="ru-RU"/>
         </w:rPr>
-        <w:t xml:space="preserve"> </w:t>
-      </w:r>
-      <w:r>
-        <w:rPr>
-          <w:rFonts w:cs="Times New Roman"/>
-          <w:szCs w:val="28"/>
-          <w:lang w:val="ru-RU"/>
-        </w:rPr>
-        <w:t>Проверка выхода за пределы локальной сети на</w:t>
-      </w:r>
-      <w:r>
-        <w:rPr>
-          <w:rFonts w:cs="Times New Roman"/>
-          <w:szCs w:val="28"/>
-          <w:lang w:val="ru-RU"/>
-        </w:rPr>
-        <w:t xml:space="preserve"> </w:t>
+        <w:t xml:space="preserve"> Проверка выхода за пределы локальной сети на </w:t>
       </w:r>
       <w:proofErr w:type="spellStart"/>
       <w:r>
@@ -1775,39 +2385,11 @@
         <w:t xml:space="preserve"> </w:t>
       </w:r>
       <w:r>
-        <w:t xml:space="preserve">В </w:t>
-      </w:r>
-      <w:proofErr w:type="spellStart"/>
-      <w:r>
-        <w:t>четвертом</w:t>
-      </w:r>
-      <w:proofErr w:type="spellEnd"/>
-      <w:r>
-        <w:t xml:space="preserve"> </w:t>
-      </w:r>
-      <w:proofErr w:type="spellStart"/>
-      <w:proofErr w:type="gramStart"/>
-      <w:r>
-        <w:t>шаге</w:t>
-      </w:r>
-      <w:proofErr w:type="spellEnd"/>
-      <w:r>
-        <w:t xml:space="preserve">  </w:t>
-      </w:r>
-      <w:proofErr w:type="spellStart"/>
-      <w:r>
-        <w:t>выполняется</w:t>
-      </w:r>
-      <w:proofErr w:type="spellEnd"/>
-      <w:proofErr w:type="gramEnd"/>
-      <w:r>
-        <w:t xml:space="preserve">  </w:t>
-      </w:r>
-      <w:proofErr w:type="spellStart"/>
-      <w:r>
-        <w:t>трассировка</w:t>
-      </w:r>
-      <w:proofErr w:type="spellEnd"/>
+        <w:rPr>
+          <w:lang w:val="ru-RU"/>
+        </w:rPr>
+        <w:t>В четвертом шаге  выполняется  трассировка</w:t>
+      </w:r>
       <w:r>
         <w:rPr>
           <w:lang w:val="ru-RU"/>
@@ -2064,47 +2646,7 @@
           <w:szCs w:val="28"/>
           <w:lang w:val="ru-RU"/>
         </w:rPr>
-        <w:t xml:space="preserve">Рис </w:t>
-      </w:r>
-      <w:r>
-        <w:rPr>
-          <w:rFonts w:cs="Times New Roman"/>
-          <w:szCs w:val="28"/>
-          <w:lang w:val="ru-RU"/>
-        </w:rPr>
-        <w:t>4</w:t>
-      </w:r>
-      <w:r>
-        <w:rPr>
-          <w:rFonts w:cs="Times New Roman"/>
-          <w:szCs w:val="28"/>
-          <w:lang w:val="ru-RU"/>
-        </w:rPr>
-        <w:t>.</w:t>
-      </w:r>
-      <w:r>
-        <w:rPr>
-          <w:rFonts w:cs="Times New Roman"/>
-          <w:szCs w:val="28"/>
-          <w:lang w:val="ru-RU"/>
-        </w:rPr>
-        <w:t>1</w:t>
-      </w:r>
-      <w:r>
-        <w:rPr>
-          <w:rFonts w:cs="Times New Roman"/>
-          <w:szCs w:val="28"/>
-          <w:lang w:val="ru-RU"/>
-        </w:rPr>
-        <w:t xml:space="preserve"> </w:t>
-      </w:r>
-      <w:r>
-        <w:rPr>
-          <w:rFonts w:cs="Times New Roman"/>
-          <w:szCs w:val="28"/>
-          <w:lang w:val="ru-RU"/>
-        </w:rPr>
-        <w:t xml:space="preserve">Трассировка маршрута до локального хоста с </w:t>
+        <w:t xml:space="preserve">Рис 4.1 Трассировка маршрута до локального хоста с </w:t>
       </w:r>
       <w:r>
         <w:rPr>
@@ -2212,23 +2754,7 @@
           <w:szCs w:val="28"/>
           <w:lang w:val="ru-RU"/>
         </w:rPr>
-        <w:t xml:space="preserve"> Тр</w:t>
-      </w:r>
-      <w:r>
-        <w:rPr>
-          <w:rFonts w:cs="Times New Roman"/>
-          <w:szCs w:val="28"/>
-          <w:lang w:val="ru-RU"/>
-        </w:rPr>
-        <w:t>ассировка маршрута до удаленного</w:t>
-      </w:r>
-      <w:r>
-        <w:rPr>
-          <w:rFonts w:cs="Times New Roman"/>
-          <w:szCs w:val="28"/>
-          <w:lang w:val="ru-RU"/>
-        </w:rPr>
-        <w:t xml:space="preserve"> хоста с </w:t>
+        <w:t xml:space="preserve"> Трассировка маршрута до удаленного хоста с </w:t>
       </w:r>
       <w:r>
         <w:rPr>
@@ -2319,39 +2845,7 @@
           <w:szCs w:val="28"/>
           <w:lang w:val="ru-RU"/>
         </w:rPr>
-        <w:t>Рис 4.</w:t>
-      </w:r>
-      <w:r>
-        <w:rPr>
-          <w:rFonts w:cs="Times New Roman"/>
-          <w:szCs w:val="28"/>
-          <w:lang w:val="ru-RU"/>
-        </w:rPr>
-        <w:t>3</w:t>
-      </w:r>
-      <w:r>
-        <w:rPr>
-          <w:rFonts w:cs="Times New Roman"/>
-          <w:szCs w:val="28"/>
-          <w:lang w:val="ru-RU"/>
-        </w:rPr>
-        <w:t xml:space="preserve"> Трассировка маршрута до </w:t>
-      </w:r>
-      <w:r>
-        <w:rPr>
-          <w:rFonts w:cs="Times New Roman"/>
-          <w:szCs w:val="28"/>
-          <w:lang w:val="ru-RU"/>
-        </w:rPr>
-        <w:t>локального</w:t>
-      </w:r>
-      <w:r>
-        <w:rPr>
-          <w:rFonts w:cs="Times New Roman"/>
-          <w:szCs w:val="28"/>
-          <w:lang w:val="ru-RU"/>
-        </w:rPr>
-        <w:t xml:space="preserve"> хоста с </w:t>
+        <w:t xml:space="preserve">Рис 4.3 Трассировка маршрута до локального хоста с </w:t>
       </w:r>
       <w:r>
         <w:rPr>
@@ -2432,6 +2926,7 @@
         <w:rPr>
           <w:rFonts w:cs="Times New Roman"/>
           <w:szCs w:val="28"/>
+          <w:lang w:val="ru-RU"/>
         </w:rPr>
       </w:pPr>
       <w:r>
@@ -2456,23 +2951,7 @@
           <w:szCs w:val="28"/>
           <w:lang w:val="ru-RU"/>
         </w:rPr>
-        <w:t xml:space="preserve"> Трассировка маршрута до </w:t>
-      </w:r>
-      <w:r>
-        <w:rPr>
-          <w:rFonts w:cs="Times New Roman"/>
-          <w:szCs w:val="28"/>
-          <w:lang w:val="ru-RU"/>
-        </w:rPr>
-        <w:t>удаленног</w:t>
-      </w:r>
-      <w:r>
-        <w:rPr>
-          <w:rFonts w:cs="Times New Roman"/>
-          <w:szCs w:val="28"/>
-          <w:lang w:val="ru-RU"/>
-        </w:rPr>
-        <w:t xml:space="preserve">о хоста с </w:t>
+        <w:t xml:space="preserve"> Трассировка маршрута до удаленного хоста с </w:t>
       </w:r>
       <w:r>
         <w:rPr>
@@ -2530,66 +3009,46 @@
         </w:rPr>
         <w:t xml:space="preserve"> </w:t>
       </w:r>
+      <w:r>
+        <w:rPr>
+          <w:lang w:val="ru-RU"/>
+        </w:rPr>
+        <w:t xml:space="preserve">Пятый шаг осуществляет </w:t>
+      </w:r>
+      <w:r>
+        <w:rPr>
+          <w:lang w:val="ru-RU"/>
+        </w:rPr>
+        <w:t xml:space="preserve">проверку работы </w:t>
+      </w:r>
+      <w:r>
+        <w:t>DNS</w:t>
+      </w:r>
+      <w:r>
+        <w:rPr>
+          <w:lang w:val="ru-RU"/>
+        </w:rPr>
+        <w:t xml:space="preserve">-сервера с помощью утилиты </w:t>
+      </w:r>
       <w:proofErr w:type="spellStart"/>
-      <w:proofErr w:type="gramStart"/>
-      <w:r>
-        <w:t>Пятый</w:t>
+      <w:r>
+        <w:t>nslookup</w:t>
       </w:r>
       <w:proofErr w:type="spellEnd"/>
       <w:r>
-        <w:t xml:space="preserve"> </w:t>
-      </w:r>
-      <w:proofErr w:type="spellStart"/>
-      <w:r>
-        <w:t>шаг</w:t>
-      </w:r>
-      <w:proofErr w:type="spellEnd"/>
-      <w:r>
-        <w:t xml:space="preserve"> </w:t>
-      </w:r>
-      <w:proofErr w:type="spellStart"/>
-      <w:r>
-        <w:t>осуществляет</w:t>
-      </w:r>
-      <w:proofErr w:type="spellEnd"/>
-      <w:r>
-        <w:t xml:space="preserve"> </w:t>
-      </w:r>
-      <w:r>
-        <w:rPr>
-          <w:lang w:val="ru-RU"/>
-        </w:rPr>
-        <w:t xml:space="preserve">проверку работы </w:t>
-      </w:r>
-      <w:r>
-        <w:t>DNS</w:t>
-      </w:r>
-      <w:r>
-        <w:rPr>
-          <w:lang w:val="ru-RU"/>
-        </w:rPr>
-        <w:t xml:space="preserve">-сервера с помощью утилиты </w:t>
-      </w:r>
-      <w:proofErr w:type="spellStart"/>
-      <w:r>
-        <w:t>nslookup</w:t>
-      </w:r>
-      <w:proofErr w:type="spellEnd"/>
-      <w:r>
-        <w:rPr>
-          <w:lang w:val="ru-RU"/>
-        </w:rPr>
-        <w:t>.</w:t>
-      </w:r>
-      <w:proofErr w:type="gramEnd"/>
-      <w:r>
-        <w:rPr>
-          <w:lang w:val="ru-RU"/>
-        </w:rPr>
-        <w:t xml:space="preserve"> На этом этапе проверяется корректность преобразования доменного имени в </w:t>
-      </w:r>
-      <w:r>
-        <w:t>IP-</w:t>
+        <w:rPr>
+          <w:lang w:val="ru-RU"/>
+        </w:rPr>
+        <w:t xml:space="preserve">. На этом этапе проверяется корректность преобразования доменного имени в </w:t>
+      </w:r>
+      <w:r>
+        <w:t>IP</w:t>
+      </w:r>
+      <w:r>
+        <w:rPr>
+          <w:lang w:val="ru-RU"/>
+        </w:rPr>
+        <w:t>-</w:t>
       </w:r>
       <w:r>
         <w:rPr>
@@ -2777,47 +3236,7 @@
           <w:szCs w:val="28"/>
           <w:lang w:val="ru-RU"/>
         </w:rPr>
-        <w:t xml:space="preserve">Рис </w:t>
-      </w:r>
-      <w:r>
-        <w:rPr>
-          <w:rFonts w:cs="Times New Roman"/>
-          <w:szCs w:val="28"/>
-          <w:lang w:val="ru-RU"/>
-        </w:rPr>
-        <w:t>5</w:t>
-      </w:r>
-      <w:r>
-        <w:rPr>
-          <w:rFonts w:cs="Times New Roman"/>
-          <w:szCs w:val="28"/>
-          <w:lang w:val="ru-RU"/>
-        </w:rPr>
-        <w:t>.</w:t>
-      </w:r>
-      <w:r>
-        <w:rPr>
-          <w:rFonts w:cs="Times New Roman"/>
-          <w:szCs w:val="28"/>
-          <w:lang w:val="ru-RU"/>
-        </w:rPr>
-        <w:t>1</w:t>
-      </w:r>
-      <w:r>
-        <w:rPr>
-          <w:rFonts w:cs="Times New Roman"/>
-          <w:szCs w:val="28"/>
-          <w:lang w:val="ru-RU"/>
-        </w:rPr>
-        <w:t xml:space="preserve"> </w:t>
-      </w:r>
-      <w:r>
-        <w:rPr>
-          <w:rFonts w:cs="Times New Roman"/>
-          <w:szCs w:val="28"/>
-          <w:lang w:val="ru-RU"/>
-        </w:rPr>
-        <w:t xml:space="preserve">Проверка корректности преобразования доменного имени в </w:t>
+        <w:t xml:space="preserve">Рис 5.1 Проверка корректности преобразования доменного имени в </w:t>
       </w:r>
       <w:r>
         <w:rPr>
@@ -2929,39 +3348,7 @@
           <w:szCs w:val="28"/>
           <w:lang w:val="ru-RU"/>
         </w:rPr>
-        <w:t xml:space="preserve">Рис </w:t>
-      </w:r>
-      <w:r>
-        <w:rPr>
-          <w:rFonts w:cs="Times New Roman"/>
-          <w:szCs w:val="28"/>
-          <w:lang w:val="ru-RU"/>
-        </w:rPr>
-        <w:t>5</w:t>
-      </w:r>
-      <w:r>
-        <w:rPr>
-          <w:rFonts w:cs="Times New Roman"/>
-          <w:szCs w:val="28"/>
-          <w:lang w:val="ru-RU"/>
-        </w:rPr>
-        <w:t>.</w:t>
-      </w:r>
-      <w:r>
-        <w:rPr>
-          <w:rFonts w:cs="Times New Roman"/>
-          <w:szCs w:val="28"/>
-          <w:lang w:val="ru-RU"/>
-        </w:rPr>
-        <w:t>2</w:t>
-      </w:r>
-      <w:r>
-        <w:rPr>
-          <w:rFonts w:cs="Times New Roman"/>
-          <w:szCs w:val="28"/>
-          <w:lang w:val="ru-RU"/>
-        </w:rPr>
-        <w:t xml:space="preserve"> Проверка корректности преобразования доменного имени в </w:t>
+        <w:t xml:space="preserve">Рис 5.2 Проверка корректности преобразования доменного имени в </w:t>
       </w:r>
       <w:r>
         <w:rPr>
@@ -3048,45 +3435,25 @@
       </w:r>
       <w:proofErr w:type="gramStart"/>
       <w:r>
-        <w:t xml:space="preserve">В </w:t>
-      </w:r>
-      <w:proofErr w:type="spellStart"/>
-      <w:r>
-        <w:t>шестом</w:t>
-      </w:r>
-      <w:proofErr w:type="spellEnd"/>
-      <w:r>
+        <w:rPr>
+          <w:lang w:val="ru-RU"/>
+        </w:rPr>
+        <w:t>В шестом шаге используются альтернативные</w:t>
+      </w:r>
+      <w:r>
+        <w:rPr>
+          <w:lang w:val="ru-RU"/>
+        </w:rPr>
         <w:t xml:space="preserve"> </w:t>
       </w:r>
-      <w:proofErr w:type="spellStart"/>
-      <w:r>
-        <w:t>шаге</w:t>
-      </w:r>
-      <w:proofErr w:type="spellEnd"/>
-      <w:r>
-        <w:t xml:space="preserve"> </w:t>
-      </w:r>
-      <w:proofErr w:type="spellStart"/>
-      <w:r>
-        <w:t>используются</w:t>
-      </w:r>
-      <w:proofErr w:type="spellEnd"/>
-      <w:r>
-        <w:t xml:space="preserve"> </w:t>
-      </w:r>
-      <w:proofErr w:type="spellStart"/>
-      <w:r>
-        <w:t>альтернативные</w:t>
-      </w:r>
-      <w:proofErr w:type="spellEnd"/>
-      <w:r>
-        <w:rPr>
-          <w:lang w:val="ru-RU"/>
-        </w:rPr>
-        <w:t xml:space="preserve"> </w:t>
-      </w:r>
-      <w:r>
-        <w:t>DNS-</w:t>
+      <w:r>
+        <w:t>DNS</w:t>
+      </w:r>
+      <w:r>
+        <w:rPr>
+          <w:lang w:val="ru-RU"/>
+        </w:rPr>
+        <w:t>-</w:t>
       </w:r>
       <w:r>
         <w:rPr>
@@ -3095,6 +3462,9 @@
         <w:t>утилит</w:t>
       </w:r>
       <w:r>
+        <w:rPr>
+          <w:lang w:val="ru-RU"/>
+        </w:rPr>
         <w:t>ы</w:t>
       </w:r>
       <w:r>
@@ -3314,31 +3684,7 @@
           <w:szCs w:val="28"/>
           <w:lang w:val="ru-RU"/>
         </w:rPr>
-        <w:t xml:space="preserve">Рис </w:t>
-      </w:r>
-      <w:r>
-        <w:rPr>
-          <w:rFonts w:cs="Times New Roman"/>
-          <w:szCs w:val="28"/>
-          <w:lang w:val="ru-RU"/>
-        </w:rPr>
-        <w:t>6</w:t>
-      </w:r>
-      <w:r>
-        <w:rPr>
-          <w:rFonts w:cs="Times New Roman"/>
-          <w:szCs w:val="28"/>
-          <w:lang w:val="ru-RU"/>
-        </w:rPr>
-        <w:t xml:space="preserve">.1 </w:t>
-      </w:r>
-      <w:r>
-        <w:rPr>
-          <w:rFonts w:cs="Times New Roman"/>
-          <w:szCs w:val="28"/>
-          <w:lang w:val="ru-RU"/>
-        </w:rPr>
-        <w:t xml:space="preserve">Получение </w:t>
+        <w:t xml:space="preserve">Рис 6.1 Получение </w:t>
       </w:r>
       <w:r>
         <w:rPr>
@@ -3454,15 +3800,7 @@
           <w:szCs w:val="28"/>
           <w:lang w:val="ru-RU"/>
         </w:rPr>
-        <w:t>Рис 6.</w:t>
-      </w:r>
-      <w:r>
-        <w:rPr>
-          <w:rFonts w:cs="Times New Roman"/>
-          <w:szCs w:val="28"/>
-          <w:lang w:val="ru-RU"/>
-        </w:rPr>
-        <w:t>2 Обратный запрос</w:t>
+        <w:t>Рис 6.2 Обратный запрос</w:t>
       </w:r>
     </w:p>
     <w:p>
@@ -3521,123 +3859,49 @@
         </w:rPr>
         <w:t xml:space="preserve">. </w:t>
       </w:r>
-      <w:proofErr w:type="gramStart"/>
-      <w:r>
-        <w:t xml:space="preserve">В </w:t>
+      <w:r>
+        <w:rPr>
+          <w:lang w:val="ru-RU"/>
+        </w:rPr>
+        <w:t>В седьмом шаге выполняются аналогичные действия шестому шагу, но уже</w:t>
+      </w:r>
+      <w:r>
+        <w:rPr>
+          <w:lang w:val="ru-RU"/>
+        </w:rPr>
+        <w:t xml:space="preserve"> в </w:t>
+      </w:r>
+      <w:r>
+        <w:t>PowerShell</w:t>
+      </w:r>
+      <w:r>
+        <w:rPr>
+          <w:lang w:val="ru-RU"/>
+        </w:rPr>
+        <w:t xml:space="preserve"> в </w:t>
+      </w:r>
+      <w:r>
+        <w:t>Windows</w:t>
+      </w:r>
+      <w:r>
+        <w:rPr>
+          <w:lang w:val="ru-RU"/>
+        </w:rPr>
+        <w:t xml:space="preserve"> с использованием </w:t>
       </w:r>
       <w:proofErr w:type="spellStart"/>
       <w:r>
-        <w:t>седьмом</w:t>
+        <w:rPr>
+          <w:lang w:val="ru-RU"/>
+        </w:rPr>
+        <w:t>командлетов</w:t>
       </w:r>
       <w:proofErr w:type="spellEnd"/>
       <w:r>
-        <w:t xml:space="preserve"> </w:t>
-      </w:r>
-      <w:proofErr w:type="spellStart"/>
-      <w:r>
-        <w:t>шаге</w:t>
-      </w:r>
-      <w:proofErr w:type="spellEnd"/>
-      <w:r>
-        <w:t xml:space="preserve"> </w:t>
-      </w:r>
-      <w:proofErr w:type="spellStart"/>
-      <w:r>
-        <w:t>выполняются</w:t>
-      </w:r>
-      <w:proofErr w:type="spellEnd"/>
-      <w:r>
-        <w:t xml:space="preserve"> </w:t>
-      </w:r>
-      <w:proofErr w:type="spellStart"/>
-      <w:r>
-        <w:t>аналогичные</w:t>
-      </w:r>
-      <w:proofErr w:type="spellEnd"/>
-      <w:r>
-        <w:t xml:space="preserve"> </w:t>
-      </w:r>
-      <w:proofErr w:type="spellStart"/>
-      <w:r>
-        <w:t>действия</w:t>
-      </w:r>
-      <w:proofErr w:type="spellEnd"/>
-      <w:r>
-        <w:t xml:space="preserve"> </w:t>
-      </w:r>
-      <w:proofErr w:type="spellStart"/>
-      <w:r>
-        <w:t>шестому</w:t>
-      </w:r>
-      <w:proofErr w:type="spellEnd"/>
-      <w:r>
-        <w:t xml:space="preserve"> </w:t>
-      </w:r>
-      <w:proofErr w:type="spellStart"/>
-      <w:r>
-        <w:t>шагу</w:t>
-      </w:r>
-      <w:proofErr w:type="spellEnd"/>
-      <w:r>
-        <w:t xml:space="preserve">, </w:t>
-      </w:r>
-      <w:proofErr w:type="spellStart"/>
-      <w:r>
-        <w:t>но</w:t>
-      </w:r>
-      <w:proofErr w:type="spellEnd"/>
-      <w:r>
-        <w:t xml:space="preserve"> </w:t>
-      </w:r>
-      <w:proofErr w:type="spellStart"/>
-      <w:r>
-        <w:t>уже</w:t>
-      </w:r>
-      <w:proofErr w:type="spellEnd"/>
-      <w:r>
-        <w:rPr>
-          <w:lang w:val="ru-RU"/>
-        </w:rPr>
-        <w:t xml:space="preserve"> в </w:t>
-      </w:r>
-      <w:r>
-        <w:t>PowerShell</w:t>
-      </w:r>
-      <w:r>
-        <w:rPr>
-          <w:lang w:val="ru-RU"/>
-        </w:rPr>
-        <w:t xml:space="preserve"> в </w:t>
-      </w:r>
-      <w:r>
-        <w:t>Windows</w:t>
-      </w:r>
-      <w:r>
-        <w:rPr>
-          <w:lang w:val="ru-RU"/>
-        </w:rPr>
-        <w:t xml:space="preserve"> с использованием </w:t>
-      </w:r>
-      <w:proofErr w:type="spellStart"/>
-      <w:r>
-        <w:rPr>
-          <w:lang w:val="ru-RU"/>
-        </w:rPr>
-        <w:t>командлетов</w:t>
-      </w:r>
-      <w:proofErr w:type="spellEnd"/>
-      <w:r>
-        <w:rPr>
-          <w:lang w:val="ru-RU"/>
-        </w:rPr>
-        <w:t>.</w:t>
-      </w:r>
-      <w:proofErr w:type="gramEnd"/>
-      <w:r>
-        <w:rPr>
-          <w:lang w:val="ru-RU"/>
-        </w:rPr>
-        <w:t xml:space="preserve"> Для проверки доступности применяется</w:t>
+        <w:rPr>
+          <w:lang w:val="ru-RU"/>
+        </w:rPr>
+        <w:t>. Для проверки доступности применяется</w:t>
       </w:r>
       <w:r>
         <w:rPr>
@@ -4026,31 +4290,7 @@
           <w:szCs w:val="28"/>
           <w:lang w:val="ru-RU"/>
         </w:rPr>
-        <w:t>.</w:t>
-      </w:r>
-      <w:r>
-        <w:rPr>
-          <w:rFonts w:cs="Times New Roman"/>
-          <w:szCs w:val="28"/>
-          <w:lang w:val="ru-RU"/>
-        </w:rPr>
-        <w:t>2</w:t>
-      </w:r>
-      <w:r>
-        <w:rPr>
-          <w:rFonts w:cs="Times New Roman"/>
-          <w:szCs w:val="28"/>
-          <w:lang w:val="ru-RU"/>
-        </w:rPr>
-        <w:t xml:space="preserve"> </w:t>
-      </w:r>
-      <w:r>
-        <w:rPr>
-          <w:rFonts w:cs="Times New Roman"/>
-          <w:szCs w:val="28"/>
-          <w:lang w:val="ru-RU"/>
-        </w:rPr>
-        <w:t>Проверка порта</w:t>
+        <w:t>.2 Проверка порта</w:t>
       </w:r>
     </w:p>
     <w:p>
@@ -4123,6 +4363,7 @@
         <w:rPr>
           <w:rFonts w:cs="Times New Roman"/>
           <w:szCs w:val="28"/>
+          <w:lang w:val="ru-RU"/>
         </w:rPr>
       </w:pPr>
       <w:r>
@@ -4147,31 +4388,7 @@
           <w:szCs w:val="28"/>
           <w:lang w:val="ru-RU"/>
         </w:rPr>
-        <w:t>.</w:t>
-      </w:r>
-      <w:r>
-        <w:rPr>
-          <w:rFonts w:cs="Times New Roman"/>
-          <w:szCs w:val="28"/>
-          <w:lang w:val="ru-RU"/>
-        </w:rPr>
-        <w:t>3</w:t>
-      </w:r>
-      <w:r>
-        <w:rPr>
-          <w:rFonts w:cs="Times New Roman"/>
-          <w:szCs w:val="28"/>
-          <w:lang w:val="ru-RU"/>
-        </w:rPr>
-        <w:t xml:space="preserve"> </w:t>
-      </w:r>
-      <w:r>
-        <w:rPr>
-          <w:rFonts w:cs="Times New Roman"/>
-          <w:szCs w:val="28"/>
-          <w:lang w:val="ru-RU"/>
-        </w:rPr>
-        <w:t xml:space="preserve">Проверка </w:t>
+        <w:t xml:space="preserve">.3 Проверка </w:t>
       </w:r>
       <w:r>
         <w:rPr>
@@ -4180,8 +4397,6 @@
         </w:rPr>
         <w:t>DNS</w:t>
       </w:r>
-      <w:bookmarkStart w:id="0" w:name="_GoBack"/>
-      <w:bookmarkEnd w:id="0"/>
     </w:p>
     <w:p>
       <w:pPr>
@@ -7722,6 +7937,7 @@
     <w:lsdException w:name="Outline List 1" w:semiHidden="1" w:uiPriority="99" w:unhideWhenUsed="1"/>
     <w:lsdException w:name="Outline List 2" w:semiHidden="1" w:uiPriority="99" w:unhideWhenUsed="1"/>
     <w:lsdException w:name="Outline List 3" w:semiHidden="1" w:uiPriority="99" w:unhideWhenUsed="1"/>
+    <w:lsdException w:name="Table Grid" w:uiPriority="59"/>
     <w:lsdException w:name="Placeholder Text" w:semiHidden="1" w:uiPriority="99" w:unhideWhenUsed="1"/>
     <w:lsdException w:name="No Spacing" w:semiHidden="1" w:uiPriority="99" w:unhideWhenUsed="1"/>
     <w:lsdException w:name="Light Shading" w:uiPriority="60"/>
@@ -8118,6 +8334,32 @@
       <w:u w:val="single"/>
     </w:rPr>
   </w:style>
+  <w:style w:type="table" w:styleId="ab">
+    <w:name w:val="Table Grid"/>
+    <w:basedOn w:val="a1"/>
+    <w:uiPriority w:val="59"/>
+    <w:rsid w:val="00156B0A"/>
+    <w:rPr>
+      <w:rFonts w:asciiTheme="minorHAnsi" w:eastAsiaTheme="minorHAnsi" w:hAnsiTheme="minorHAnsi" w:cstheme="minorBidi"/>
+    </w:rPr>
+    <w:tblPr>
+      <w:tblInd w:w="0" w:type="dxa"/>
+      <w:tblBorders>
+        <w:top w:val="single" w:sz="4" w:space="0" w:color="auto"/>
+        <w:left w:val="single" w:sz="4" w:space="0" w:color="auto"/>
+        <w:bottom w:val="single" w:sz="4" w:space="0" w:color="auto"/>
+        <w:right w:val="single" w:sz="4" w:space="0" w:color="auto"/>
+        <w:insideH w:val="single" w:sz="4" w:space="0" w:color="auto"/>
+        <w:insideV w:val="single" w:sz="4" w:space="0" w:color="auto"/>
+      </w:tblBorders>
+      <w:tblCellMar>
+        <w:top w:w="0" w:type="dxa"/>
+        <w:left w:w="108" w:type="dxa"/>
+        <w:bottom w:w="0" w:type="dxa"/>
+        <w:right w:w="108" w:type="dxa"/>
+      </w:tblCellMar>
+    </w:tblPr>
+  </w:style>
 </w:styles>
 </file>
 
@@ -8159,6 +8401,7 @@
     <w:lsdException w:name="Outline List 1" w:semiHidden="1" w:uiPriority="99" w:unhideWhenUsed="1"/>
     <w:lsdException w:name="Outline List 2" w:semiHidden="1" w:uiPriority="99" w:unhideWhenUsed="1"/>
     <w:lsdException w:name="Outline List 3" w:semiHidden="1" w:uiPriority="99" w:unhideWhenUsed="1"/>
+    <w:lsdException w:name="Table Grid" w:uiPriority="59"/>
     <w:lsdException w:name="Placeholder Text" w:semiHidden="1" w:uiPriority="99" w:unhideWhenUsed="1"/>
     <w:lsdException w:name="No Spacing" w:semiHidden="1" w:uiPriority="99" w:unhideWhenUsed="1"/>
     <w:lsdException w:name="Light Shading" w:uiPriority="60"/>
@@ -8555,6 +8798,32 @@
       <w:u w:val="single"/>
     </w:rPr>
   </w:style>
+  <w:style w:type="table" w:styleId="ab">
+    <w:name w:val="Table Grid"/>
+    <w:basedOn w:val="a1"/>
+    <w:uiPriority w:val="59"/>
+    <w:rsid w:val="00156B0A"/>
+    <w:rPr>
+      <w:rFonts w:asciiTheme="minorHAnsi" w:eastAsiaTheme="minorHAnsi" w:hAnsiTheme="minorHAnsi" w:cstheme="minorBidi"/>
+    </w:rPr>
+    <w:tblPr>
+      <w:tblInd w:w="0" w:type="dxa"/>
+      <w:tblBorders>
+        <w:top w:val="single" w:sz="4" w:space="0" w:color="auto"/>
+        <w:left w:val="single" w:sz="4" w:space="0" w:color="auto"/>
+        <w:bottom w:val="single" w:sz="4" w:space="0" w:color="auto"/>
+        <w:right w:val="single" w:sz="4" w:space="0" w:color="auto"/>
+        <w:insideH w:val="single" w:sz="4" w:space="0" w:color="auto"/>
+        <w:insideV w:val="single" w:sz="4" w:space="0" w:color="auto"/>
+      </w:tblBorders>
+      <w:tblCellMar>
+        <w:top w:w="0" w:type="dxa"/>
+        <w:left w:w="108" w:type="dxa"/>
+        <w:bottom w:w="0" w:type="dxa"/>
+        <w:right w:w="108" w:type="dxa"/>
+      </w:tblCellMar>
+    </w:tblPr>
+  </w:style>
 </w:styles>
 </file>
 
@@ -8819,7 +9088,7 @@
 </file>
 
 <file path=customXml/itemProps1.xml><?xml version="1.0" encoding="utf-8"?>
-<ds:datastoreItem xmlns:ds="http://schemas.openxmlformats.org/officeDocument/2006/customXml" ds:itemID="{D9E9D661-B2B9-4DCA-952A-F632D77154C4}">
+<ds:datastoreItem xmlns:ds="http://schemas.openxmlformats.org/officeDocument/2006/customXml" ds:itemID="{4A2EA01C-2A9C-4D80-B368-88090F8A15C0}">
   <ds:schemaRefs>
     <ds:schemaRef ds:uri="http://schemas.openxmlformats.org/officeDocument/2006/bibliography"/>
   </ds:schemaRefs>
